--- a/module1/zwhite_assignment1.2.docx
+++ b/module1/zwhite_assignment1.2.docx
@@ -4,7 +4,7 @@
   <w:body>
     <w:p>
       <w:r>
-        <w:t>Hello world</w:t>
+        <w:t>Changing to test push</w:t>
       </w:r>
     </w:p>
     <w:sectPr>

--- a/module1/zwhite_assignment1.2.docx
+++ b/module1/zwhite_assignment1.2.docx
@@ -5,6 +5,13 @@
     <w:p>
       <w:r>
         <w:t>Changing to test push</w:t>
+      </w:r>
+      <w:r>
+        <w:br/>
+      </w:r>
+      <w:r>
+        <w:br/>
+        <w:t>git push test</w:t>
       </w:r>
     </w:p>
     <w:sectPr>

--- a/module1/zwhite_assignment1.2.docx
+++ b/module1/zwhite_assignment1.2.docx
@@ -4,14 +4,7 @@
   <w:body>
     <w:p>
       <w:r>
-        <w:t>Changing to test push</w:t>
-      </w:r>
-      <w:r>
-        <w:br/>
-      </w:r>
-      <w:r>
-        <w:br/>
-        <w:t>git push test</w:t>
+        <w:t>Cant get this to push</w:t>
       </w:r>
     </w:p>
     <w:sectPr>

--- a/module1/zwhite_assignment1.2.docx
+++ b/module1/zwhite_assignment1.2.docx
@@ -3,13 +3,336 @@
 <w:document xmlns:wpc="http://schemas.microsoft.com/office/word/2010/wordprocessingCanvas" xmlns:cx="http://schemas.microsoft.com/office/drawing/2014/chartex" xmlns:cx1="http://schemas.microsoft.com/office/drawing/2015/9/8/chartex" xmlns:cx2="http://schemas.microsoft.com/office/drawing/2015/10/21/chartex" xmlns:cx3="http://schemas.microsoft.com/office/drawing/2016/5/9/chartex" xmlns:cx4="http://schemas.microsoft.com/office/drawing/2016/5/10/chartex" xmlns:cx5="http://schemas.microsoft.com/office/drawing/2016/5/11/chartex" xmlns:cx6="http://schemas.microsoft.com/office/drawing/2016/5/12/chartex" xmlns:cx7="http://schemas.microsoft.com/office/drawing/2016/5/13/chartex" xmlns:cx8="http://schemas.microsoft.com/office/drawing/2016/5/14/chartex" xmlns:mc="http://schemas.openxmlformats.org/markup-compatibility/2006" xmlns:aink="http://schemas.microsoft.com/office/drawing/2016/ink" xmlns:am3d="http://schemas.microsoft.com/office/drawing/2017/model3d" xmlns:o="urn:schemas-microsoft-com:office:office" xmlns:oel="http://schemas.microsoft.com/office/2019/extlst" xmlns:r="http://schemas.openxmlformats.org/officeDocument/2006/relationships" xmlns:m="http://schemas.openxmlformats.org/officeDocument/2006/math" xmlns:v="urn:schemas-microsoft-com:vml" xmlns:wp14="http://schemas.microsoft.com/office/word/2010/wordprocessingDrawing" xmlns:wp="http://schemas.openxmlformats.org/drawingml/2006/wordprocessingDrawing" xmlns:w10="urn:schemas-microsoft-com:office:word" xmlns:w="http://schemas.openxmlformats.org/wordprocessingml/2006/main" xmlns:w14="http://schemas.microsoft.com/office/word/2010/wordml" xmlns:w15="http://schemas.microsoft.com/office/word/2012/wordml" xmlns:w16cex="http://schemas.microsoft.com/office/word/2018/wordml/cex" xmlns:w16cid="http://schemas.microsoft.com/office/word/2016/wordml/cid" xmlns:w16="http://schemas.microsoft.com/office/word/2018/wordml" xmlns:w16du="http://schemas.microsoft.com/office/word/2023/wordml/word16du" xmlns:w16sdtdh="http://schemas.microsoft.com/office/word/2020/wordml/sdtdatahash" xmlns:w16sdtfl="http://schemas.microsoft.com/office/word/2024/wordml/sdtformatlock" xmlns:w16se="http://schemas.microsoft.com/office/word/2015/wordml/symex" xmlns:wpg="http://schemas.microsoft.com/office/word/2010/wordprocessingGroup" xmlns:wpi="http://schemas.microsoft.com/office/word/2010/wordprocessingInk" xmlns:wne="http://schemas.microsoft.com/office/word/2006/wordml" xmlns:wps="http://schemas.microsoft.com/office/word/2010/wordprocessingShape" mc:Ignorable="w14 w15 w16se w16cid w16 w16cex w16sdtdh w16sdtfl w16du wp14">
   <w:body>
     <w:p>
-      <w:r>
-        <w:t>Cant get this to push</w:t>
-      </w:r>
+      <w:pPr>
+        <w:spacing w:after="80" w:line="480" w:lineRule="auto"/>
+      </w:pPr>
+      <w:r>
+        <w:rPr>
+          <w:b/>
+          <w:bCs/>
+          <w:sz w:val="24"/>
+          <w:szCs w:val="24"/>
+        </w:rPr>
+        <w:t>Zachary White</w:t>
+      </w:r>
+    </w:p>
+    <w:p>
+      <w:pPr>
+        <w:spacing w:after="80" w:line="480" w:lineRule="auto"/>
+      </w:pPr>
+      <w:r>
+        <w:rPr>
+          <w:sz w:val="24"/>
+          <w:szCs w:val="24"/>
+        </w:rPr>
+        <w:t>Darrell Payne</w:t>
+      </w:r>
+    </w:p>
+    <w:p>
+      <w:pPr>
+        <w:spacing w:after="80" w:line="480" w:lineRule="auto"/>
+      </w:pPr>
+      <w:r>
+        <w:rPr>
+          <w:sz w:val="24"/>
+          <w:szCs w:val="24"/>
+        </w:rPr>
+        <w:t>CSD 325</w:t>
+      </w:r>
+    </w:p>
+    <w:p>
+      <w:pPr>
+        <w:spacing w:after="280" w:line="480" w:lineRule="auto"/>
+      </w:pPr>
+      <w:r>
+        <w:rPr>
+          <w:sz w:val="24"/>
+          <w:szCs w:val="24"/>
+        </w:rPr>
+        <w:t>3/2</w:t>
+      </w:r>
+      <w:r>
+        <w:rPr>
+          <w:sz w:val="24"/>
+          <w:szCs w:val="24"/>
+        </w:rPr>
+        <w:t>9</w:t>
+      </w:r>
+      <w:r>
+        <w:rPr>
+          <w:sz w:val="24"/>
+          <w:szCs w:val="24"/>
+        </w:rPr>
+        <w:t>/2026</w:t>
+      </w:r>
+    </w:p>
+    <w:p>
+      <w:pPr>
+        <w:pBdr>
+          <w:bottom w:val="single" w:sz="6" w:space="1" w:color="2E75B6"/>
+        </w:pBdr>
+        <w:spacing w:after="360" w:line="480" w:lineRule="auto"/>
+        <w:jc w:val="center"/>
+      </w:pPr>
+      <w:r>
+        <w:rPr>
+          <w:b/>
+          <w:bCs/>
+          <w:sz w:val="28"/>
+          <w:szCs w:val="28"/>
+        </w:rPr>
+        <w:t>Module 1 – Assignment 1.2: Git &amp; GitHub Setup</w:t>
+      </w:r>
+    </w:p>
+    <w:p>
+      <w:pPr>
+        <w:spacing w:after="120" w:line="480" w:lineRule="auto"/>
+      </w:pPr>
+    </w:p>
+    <w:p>
+      <w:pPr>
+        <w:spacing w:after="360" w:line="480" w:lineRule="auto"/>
+        <w:jc w:val="both"/>
+      </w:pPr>
+      <w:r>
+        <w:rPr>
+          <w:sz w:val="24"/>
+          <w:szCs w:val="24"/>
+        </w:rPr>
+        <w:t xml:space="preserve">In this assignment, I established the directory structure and version control workflow for CSD 325 </w:t>
+      </w:r>
+      <w:r>
+        <w:rPr>
+          <w:sz w:val="24"/>
+          <w:szCs w:val="24"/>
+        </w:rPr>
+        <w:t xml:space="preserve"> </w:t>
+      </w:r>
+      <w:r>
+        <w:rPr>
+          <w:sz w:val="24"/>
+          <w:szCs w:val="24"/>
+        </w:rPr>
+        <w:t>Advanced Python. Starting in my local CSD325 directory, I created a new subdirectory called module1 using the mkdir command and confirmed its presence with the dir command on Windows. I then opened a Word document, added my name and assignment information, and embedded a screenshot of the directory listing before saving the file as zwhite_assignment1.2.docx inside the module1 folder. After verifying the repository status with git status, I staged all new files using git add --all, committed the changes with a timestamped message, and pushed everything to my remote GitHub repository using git push origin main. This assignment reinforced the importance of maintaining a clean, organized file structure alongside consistent version control practices</w:t>
+      </w:r>
+      <w:r>
+        <w:rPr>
+          <w:sz w:val="24"/>
+          <w:szCs w:val="24"/>
+        </w:rPr>
+        <w:t>,</w:t>
+      </w:r>
+      <w:r>
+        <w:rPr>
+          <w:sz w:val="24"/>
+          <w:szCs w:val="24"/>
+        </w:rPr>
+        <w:t xml:space="preserve"> habits that are especially valuable when managing multiple Python projects and modules throughout the course.</w:t>
+      </w:r>
+    </w:p>
+    <w:p>
+      <w:pPr>
+        <w:pBdr>
+          <w:bottom w:val="single" w:sz="2" w:space="1" w:color="AAAAAA"/>
+        </w:pBdr>
+        <w:spacing w:after="160" w:line="480" w:lineRule="auto"/>
+      </w:pPr>
+      <w:r>
+        <w:rPr>
+          <w:b/>
+          <w:bCs/>
+          <w:sz w:val="26"/>
+          <w:szCs w:val="26"/>
+        </w:rPr>
+        <w:t>Deliverable 1: GitHub Repository Link</w:t>
+      </w:r>
+    </w:p>
+    <w:p>
+      <w:pPr>
+        <w:spacing w:after="360" w:line="480" w:lineRule="auto"/>
+      </w:pPr>
+      <w:r>
+        <w:rPr>
+          <w:b/>
+          <w:bCs/>
+          <w:sz w:val="24"/>
+          <w:szCs w:val="24"/>
+        </w:rPr>
+        <w:t xml:space="preserve">Repository URL: </w:t>
+      </w:r>
+      <w:hyperlink r:id="rId4" w:history="1">
+        <w:r>
+          <w:rPr>
+            <w:rStyle w:val="Hyperlink"/>
+            <w:rFonts w:eastAsiaTheme="majorEastAsia"/>
+            <w:sz w:val="24"/>
+            <w:szCs w:val="24"/>
+          </w:rPr>
+          <w:t>https://github.com/DevZWhite/CSD325-306J-Advanced-Python</w:t>
+        </w:r>
+      </w:hyperlink>
+    </w:p>
+    <w:p>
+      <w:pPr>
+        <w:spacing w:after="160" w:line="278" w:lineRule="auto"/>
+        <w:rPr>
+          <w:b/>
+          <w:bCs/>
+          <w:sz w:val="26"/>
+          <w:szCs w:val="26"/>
+        </w:rPr>
+      </w:pPr>
+      <w:r>
+        <w:rPr>
+          <w:b/>
+          <w:bCs/>
+          <w:sz w:val="26"/>
+          <w:szCs w:val="26"/>
+        </w:rPr>
+        <w:br w:type="page"/>
+      </w:r>
+    </w:p>
+    <w:p>
+      <w:pPr>
+        <w:pBdr>
+          <w:bottom w:val="single" w:sz="2" w:space="1" w:color="AAAAAA"/>
+        </w:pBdr>
+        <w:spacing w:after="160" w:line="480" w:lineRule="auto"/>
+      </w:pPr>
+      <w:r>
+        <w:rPr>
+          <w:b/>
+          <w:bCs/>
+          <w:sz w:val="26"/>
+          <w:szCs w:val="26"/>
+        </w:rPr>
+        <w:lastRenderedPageBreak/>
+        <w:t>Deliverable 2: Screenshot of GitHub Repository</w:t>
+      </w:r>
+    </w:p>
+    <w:p>
+      <w:pPr>
+        <w:spacing w:after="360" w:line="480" w:lineRule="auto"/>
+        <w:jc w:val="center"/>
+      </w:pPr>
+      <w:r>
+        <w:rPr>
+          <w:noProof/>
+        </w:rPr>
+        <w:drawing>
+          <wp:inline distT="0" distB="0" distL="0" distR="0" wp14:anchorId="5A68242C" wp14:editId="684087B2">
+            <wp:extent cx="2962275" cy="2438400"/>
+            <wp:effectExtent l="0" t="0" r="0" b="0"/>
+            <wp:docPr id="1" name="Picture 1"/>
+            <wp:cNvGraphicFramePr>
+              <a:graphicFrameLocks xmlns:a="http://schemas.openxmlformats.org/drawingml/2006/main" noChangeAspect="1"/>
+            </wp:cNvGraphicFramePr>
+            <a:graphic xmlns:a="http://schemas.openxmlformats.org/drawingml/2006/main">
+              <a:graphicData uri="http://schemas.openxmlformats.org/drawingml/2006/picture">
+                <pic:pic xmlns:pic="http://schemas.openxmlformats.org/drawingml/2006/picture">
+                  <pic:nvPicPr>
+                    <pic:cNvPr id="0" name=""/>
+                    <pic:cNvPicPr>
+                      <a:picLocks noChangeAspect="1" noChangeArrowheads="1"/>
+                    </pic:cNvPicPr>
+                  </pic:nvPicPr>
+                  <pic:blipFill>
+                    <a:blip r:embed="rId5"/>
+                    <a:srcRect/>
+                    <a:stretch>
+                      <a:fillRect/>
+                    </a:stretch>
+                  </pic:blipFill>
+                  <pic:spPr bwMode="auto">
+                    <a:xfrm>
+                      <a:off x="0" y="0"/>
+                      <a:ext cx="2962275" cy="2438400"/>
+                    </a:xfrm>
+                    <a:prstGeom prst="rect">
+                      <a:avLst/>
+                    </a:prstGeom>
+                  </pic:spPr>
+                </pic:pic>
+              </a:graphicData>
+            </a:graphic>
+          </wp:inline>
+        </w:drawing>
+      </w:r>
+    </w:p>
+    <w:p>
+      <w:pPr>
+        <w:pBdr>
+          <w:bottom w:val="single" w:sz="2" w:space="1" w:color="AAAAAA"/>
+        </w:pBdr>
+        <w:spacing w:after="160" w:line="480" w:lineRule="auto"/>
+      </w:pPr>
+      <w:r>
+        <w:rPr>
+          <w:b/>
+          <w:bCs/>
+          <w:sz w:val="26"/>
+          <w:szCs w:val="26"/>
+        </w:rPr>
+        <w:t>Deliverable 3: Screenshot of Local Directory</w:t>
+      </w:r>
+    </w:p>
+    <w:p>
+      <w:pPr>
+        <w:spacing w:after="240" w:line="480" w:lineRule="auto"/>
+        <w:jc w:val="center"/>
+      </w:pPr>
+      <w:r>
+        <w:rPr>
+          <w:noProof/>
+        </w:rPr>
+        <w:drawing>
+          <wp:inline distT="0" distB="0" distL="0" distR="0" wp14:anchorId="0EA29E18" wp14:editId="0F97BDD0">
+            <wp:extent cx="4562475" cy="1638300"/>
+            <wp:effectExtent l="0" t="0" r="0" b="0"/>
+            <wp:docPr id="261582360" name="Picture 261582360"/>
+            <wp:cNvGraphicFramePr>
+              <a:graphicFrameLocks xmlns:a="http://schemas.openxmlformats.org/drawingml/2006/main" noChangeAspect="1"/>
+            </wp:cNvGraphicFramePr>
+            <a:graphic xmlns:a="http://schemas.openxmlformats.org/drawingml/2006/main">
+              <a:graphicData uri="http://schemas.openxmlformats.org/drawingml/2006/picture">
+                <pic:pic xmlns:pic="http://schemas.openxmlformats.org/drawingml/2006/picture">
+                  <pic:nvPicPr>
+                    <pic:cNvPr id="0" name=""/>
+                    <pic:cNvPicPr>
+                      <a:picLocks noChangeAspect="1" noChangeArrowheads="1"/>
+                    </pic:cNvPicPr>
+                  </pic:nvPicPr>
+                  <pic:blipFill>
+                    <a:blip r:embed="rId6"/>
+                    <a:srcRect/>
+                    <a:stretch>
+                      <a:fillRect/>
+                    </a:stretch>
+                  </pic:blipFill>
+                  <pic:spPr bwMode="auto">
+                    <a:xfrm>
+                      <a:off x="0" y="0"/>
+                      <a:ext cx="4562475" cy="1638300"/>
+                    </a:xfrm>
+                    <a:prstGeom prst="rect">
+                      <a:avLst/>
+                    </a:prstGeom>
+                  </pic:spPr>
+                </pic:pic>
+              </a:graphicData>
+            </a:graphic>
+          </wp:inline>
+        </w:drawing>
+      </w:r>
+    </w:p>
+    <w:p>
+      <w:pPr>
+        <w:spacing w:line="480" w:lineRule="auto"/>
+      </w:pPr>
     </w:p>
     <w:sectPr>
       <w:pgSz w:w="12240" w:h="15840"/>
-      <w:pgMar w:top="1440" w:right="1440" w:bottom="1440" w:left="1440" w:header="720" w:footer="720" w:gutter="0"/>
+      <w:pgMar w:top="1440" w:right="1440" w:bottom="1440" w:left="1440" w:header="708" w:footer="708" w:gutter="0"/>
       <w:cols w:space="720"/>
       <w:docGrid w:linePitch="360"/>
     </w:sectPr>
@@ -417,6 +740,17 @@
   <w:style w:type="paragraph" w:default="1" w:styleId="Normal">
     <w:name w:val="Normal"/>
     <w:qFormat/>
+    <w:rsid w:val="002045A1"/>
+    <w:pPr>
+      <w:spacing w:after="0" w:line="240" w:lineRule="auto"/>
+    </w:pPr>
+    <w:rPr>
+      <w:rFonts w:ascii="Times New Roman" w:eastAsia="Times New Roman" w:hAnsi="Times New Roman" w:cs="Times New Roman"/>
+      <w:kern w:val="0"/>
+      <w:sz w:val="20"/>
+      <w:szCs w:val="20"/>
+      <w14:ligatures w14:val="none"/>
+    </w:rPr>
   </w:style>
   <w:style w:type="paragraph" w:styleId="Heading1">
     <w:name w:val="heading 1"/>
@@ -429,14 +763,16 @@
     <w:pPr>
       <w:keepNext/>
       <w:keepLines/>
-      <w:spacing w:before="360" w:after="80"/>
+      <w:spacing w:before="360" w:after="80" w:line="278" w:lineRule="auto"/>
       <w:outlineLvl w:val="0"/>
     </w:pPr>
     <w:rPr>
       <w:rFonts w:asciiTheme="majorHAnsi" w:eastAsiaTheme="majorEastAsia" w:hAnsiTheme="majorHAnsi" w:cstheme="majorBidi"/>
       <w:color w:val="0F4761" w:themeColor="accent1" w:themeShade="BF"/>
+      <w:kern w:val="2"/>
       <w:sz w:val="40"/>
       <w:szCs w:val="40"/>
+      <w14:ligatures w14:val="standardContextual"/>
     </w:rPr>
   </w:style>
   <w:style w:type="paragraph" w:styleId="Heading2">
@@ -452,14 +788,16 @@
     <w:pPr>
       <w:keepNext/>
       <w:keepLines/>
-      <w:spacing w:before="160" w:after="80"/>
+      <w:spacing w:before="160" w:after="80" w:line="278" w:lineRule="auto"/>
       <w:outlineLvl w:val="1"/>
     </w:pPr>
     <w:rPr>
       <w:rFonts w:asciiTheme="majorHAnsi" w:eastAsiaTheme="majorEastAsia" w:hAnsiTheme="majorHAnsi" w:cstheme="majorBidi"/>
       <w:color w:val="0F4761" w:themeColor="accent1" w:themeShade="BF"/>
+      <w:kern w:val="2"/>
       <w:sz w:val="32"/>
       <w:szCs w:val="32"/>
+      <w14:ligatures w14:val="standardContextual"/>
     </w:rPr>
   </w:style>
   <w:style w:type="paragraph" w:styleId="Heading3">
@@ -475,14 +813,16 @@
     <w:pPr>
       <w:keepNext/>
       <w:keepLines/>
-      <w:spacing w:before="160" w:after="80"/>
+      <w:spacing w:before="160" w:after="80" w:line="278" w:lineRule="auto"/>
       <w:outlineLvl w:val="2"/>
     </w:pPr>
     <w:rPr>
-      <w:rFonts w:eastAsiaTheme="majorEastAsia" w:cstheme="majorBidi"/>
+      <w:rFonts w:asciiTheme="minorHAnsi" w:eastAsiaTheme="majorEastAsia" w:hAnsiTheme="minorHAnsi" w:cstheme="majorBidi"/>
       <w:color w:val="0F4761" w:themeColor="accent1" w:themeShade="BF"/>
+      <w:kern w:val="2"/>
       <w:sz w:val="28"/>
       <w:szCs w:val="28"/>
+      <w14:ligatures w14:val="standardContextual"/>
     </w:rPr>
   </w:style>
   <w:style w:type="paragraph" w:styleId="Heading4">
@@ -498,14 +838,18 @@
     <w:pPr>
       <w:keepNext/>
       <w:keepLines/>
-      <w:spacing w:before="80" w:after="40"/>
+      <w:spacing w:before="80" w:after="40" w:line="278" w:lineRule="auto"/>
       <w:outlineLvl w:val="3"/>
     </w:pPr>
     <w:rPr>
-      <w:rFonts w:eastAsiaTheme="majorEastAsia" w:cstheme="majorBidi"/>
+      <w:rFonts w:asciiTheme="minorHAnsi" w:eastAsiaTheme="majorEastAsia" w:hAnsiTheme="minorHAnsi" w:cstheme="majorBidi"/>
       <w:i/>
       <w:iCs/>
       <w:color w:val="0F4761" w:themeColor="accent1" w:themeShade="BF"/>
+      <w:kern w:val="2"/>
+      <w:sz w:val="24"/>
+      <w:szCs w:val="24"/>
+      <w14:ligatures w14:val="standardContextual"/>
     </w:rPr>
   </w:style>
   <w:style w:type="paragraph" w:styleId="Heading5">
@@ -521,12 +865,16 @@
     <w:pPr>
       <w:keepNext/>
       <w:keepLines/>
-      <w:spacing w:before="80" w:after="40"/>
+      <w:spacing w:before="80" w:after="40" w:line="278" w:lineRule="auto"/>
       <w:outlineLvl w:val="4"/>
     </w:pPr>
     <w:rPr>
-      <w:rFonts w:eastAsiaTheme="majorEastAsia" w:cstheme="majorBidi"/>
+      <w:rFonts w:asciiTheme="minorHAnsi" w:eastAsiaTheme="majorEastAsia" w:hAnsiTheme="minorHAnsi" w:cstheme="majorBidi"/>
       <w:color w:val="0F4761" w:themeColor="accent1" w:themeShade="BF"/>
+      <w:kern w:val="2"/>
+      <w:sz w:val="24"/>
+      <w:szCs w:val="24"/>
+      <w14:ligatures w14:val="standardContextual"/>
     </w:rPr>
   </w:style>
   <w:style w:type="paragraph" w:styleId="Heading6">
@@ -542,14 +890,18 @@
     <w:pPr>
       <w:keepNext/>
       <w:keepLines/>
-      <w:spacing w:before="40" w:after="0"/>
+      <w:spacing w:before="40" w:line="278" w:lineRule="auto"/>
       <w:outlineLvl w:val="5"/>
     </w:pPr>
     <w:rPr>
-      <w:rFonts w:eastAsiaTheme="majorEastAsia" w:cstheme="majorBidi"/>
+      <w:rFonts w:asciiTheme="minorHAnsi" w:eastAsiaTheme="majorEastAsia" w:hAnsiTheme="minorHAnsi" w:cstheme="majorBidi"/>
       <w:i/>
       <w:iCs/>
       <w:color w:val="595959" w:themeColor="text1" w:themeTint="A6"/>
+      <w:kern w:val="2"/>
+      <w:sz w:val="24"/>
+      <w:szCs w:val="24"/>
+      <w14:ligatures w14:val="standardContextual"/>
     </w:rPr>
   </w:style>
   <w:style w:type="paragraph" w:styleId="Heading7">
@@ -565,12 +917,16 @@
     <w:pPr>
       <w:keepNext/>
       <w:keepLines/>
-      <w:spacing w:before="40" w:after="0"/>
+      <w:spacing w:before="40" w:line="278" w:lineRule="auto"/>
       <w:outlineLvl w:val="6"/>
     </w:pPr>
     <w:rPr>
-      <w:rFonts w:eastAsiaTheme="majorEastAsia" w:cstheme="majorBidi"/>
+      <w:rFonts w:asciiTheme="minorHAnsi" w:eastAsiaTheme="majorEastAsia" w:hAnsiTheme="minorHAnsi" w:cstheme="majorBidi"/>
       <w:color w:val="595959" w:themeColor="text1" w:themeTint="A6"/>
+      <w:kern w:val="2"/>
+      <w:sz w:val="24"/>
+      <w:szCs w:val="24"/>
+      <w14:ligatures w14:val="standardContextual"/>
     </w:rPr>
   </w:style>
   <w:style w:type="paragraph" w:styleId="Heading8">
@@ -586,14 +942,18 @@
     <w:pPr>
       <w:keepNext/>
       <w:keepLines/>
-      <w:spacing w:after="0"/>
+      <w:spacing w:line="278" w:lineRule="auto"/>
       <w:outlineLvl w:val="7"/>
     </w:pPr>
     <w:rPr>
-      <w:rFonts w:eastAsiaTheme="majorEastAsia" w:cstheme="majorBidi"/>
+      <w:rFonts w:asciiTheme="minorHAnsi" w:eastAsiaTheme="majorEastAsia" w:hAnsiTheme="minorHAnsi" w:cstheme="majorBidi"/>
       <w:i/>
       <w:iCs/>
       <w:color w:val="272727" w:themeColor="text1" w:themeTint="D8"/>
+      <w:kern w:val="2"/>
+      <w:sz w:val="24"/>
+      <w:szCs w:val="24"/>
+      <w14:ligatures w14:val="standardContextual"/>
     </w:rPr>
   </w:style>
   <w:style w:type="paragraph" w:styleId="Heading9">
@@ -609,12 +969,16 @@
     <w:pPr>
       <w:keepNext/>
       <w:keepLines/>
-      <w:spacing w:after="0"/>
+      <w:spacing w:line="278" w:lineRule="auto"/>
       <w:outlineLvl w:val="8"/>
     </w:pPr>
     <w:rPr>
-      <w:rFonts w:eastAsiaTheme="majorEastAsia" w:cstheme="majorBidi"/>
+      <w:rFonts w:asciiTheme="minorHAnsi" w:eastAsiaTheme="majorEastAsia" w:hAnsiTheme="minorHAnsi" w:cstheme="majorBidi"/>
       <w:color w:val="272727" w:themeColor="text1" w:themeTint="D8"/>
+      <w:kern w:val="2"/>
+      <w:sz w:val="24"/>
+      <w:szCs w:val="24"/>
+      <w14:ligatures w14:val="standardContextual"/>
     </w:rPr>
   </w:style>
   <w:style w:type="character" w:default="1" w:styleId="DefaultParagraphFont">
@@ -772,7 +1136,7 @@
     <w:qFormat/>
     <w:rsid w:val="007263FE"/>
     <w:pPr>
-      <w:spacing w:after="80" w:line="240" w:lineRule="auto"/>
+      <w:spacing w:after="80"/>
       <w:contextualSpacing/>
     </w:pPr>
     <w:rPr>
@@ -781,6 +1145,7 @@
       <w:kern w:val="28"/>
       <w:sz w:val="56"/>
       <w:szCs w:val="56"/>
+      <w14:ligatures w14:val="standardContextual"/>
     </w:rPr>
   </w:style>
   <w:style w:type="character" w:customStyle="1" w:styleId="TitleChar">
@@ -809,13 +1174,16 @@
       <w:numPr>
         <w:ilvl w:val="1"/>
       </w:numPr>
+      <w:spacing w:after="160" w:line="278" w:lineRule="auto"/>
     </w:pPr>
     <w:rPr>
-      <w:rFonts w:eastAsiaTheme="majorEastAsia" w:cstheme="majorBidi"/>
+      <w:rFonts w:asciiTheme="minorHAnsi" w:eastAsiaTheme="majorEastAsia" w:hAnsiTheme="minorHAnsi" w:cstheme="majorBidi"/>
       <w:color w:val="595959" w:themeColor="text1" w:themeTint="A6"/>
       <w:spacing w:val="15"/>
+      <w:kern w:val="2"/>
       <w:sz w:val="28"/>
       <w:szCs w:val="28"/>
+      <w14:ligatures w14:val="standardContextual"/>
     </w:rPr>
   </w:style>
   <w:style w:type="character" w:customStyle="1" w:styleId="SubtitleChar">
@@ -841,13 +1209,18 @@
     <w:qFormat/>
     <w:rsid w:val="007263FE"/>
     <w:pPr>
-      <w:spacing w:before="160"/>
+      <w:spacing w:before="160" w:after="160" w:line="278" w:lineRule="auto"/>
       <w:jc w:val="center"/>
     </w:pPr>
     <w:rPr>
+      <w:rFonts w:asciiTheme="minorHAnsi" w:eastAsiaTheme="minorHAnsi" w:hAnsiTheme="minorHAnsi" w:cstheme="minorBidi"/>
       <w:i/>
       <w:iCs/>
       <w:color w:val="404040" w:themeColor="text1" w:themeTint="BF"/>
+      <w:kern w:val="2"/>
+      <w:sz w:val="24"/>
+      <w:szCs w:val="24"/>
+      <w14:ligatures w14:val="standardContextual"/>
     </w:rPr>
   </w:style>
   <w:style w:type="character" w:customStyle="1" w:styleId="QuoteChar">
@@ -869,9 +1242,17 @@
     <w:qFormat/>
     <w:rsid w:val="007263FE"/>
     <w:pPr>
+      <w:spacing w:after="160" w:line="278" w:lineRule="auto"/>
       <w:ind w:left="720"/>
       <w:contextualSpacing/>
     </w:pPr>
+    <w:rPr>
+      <w:rFonts w:asciiTheme="minorHAnsi" w:eastAsiaTheme="minorHAnsi" w:hAnsiTheme="minorHAnsi" w:cstheme="minorBidi"/>
+      <w:kern w:val="2"/>
+      <w:sz w:val="24"/>
+      <w:szCs w:val="24"/>
+      <w14:ligatures w14:val="standardContextual"/>
+    </w:rPr>
   </w:style>
   <w:style w:type="character" w:styleId="IntenseEmphasis">
     <w:name w:val="Intense Emphasis"/>
@@ -898,14 +1279,19 @@
         <w:top w:val="single" w:sz="4" w:space="10" w:color="0F4761" w:themeColor="accent1" w:themeShade="BF"/>
         <w:bottom w:val="single" w:sz="4" w:space="10" w:color="0F4761" w:themeColor="accent1" w:themeShade="BF"/>
       </w:pBdr>
-      <w:spacing w:before="360" w:after="360"/>
+      <w:spacing w:before="360" w:after="360" w:line="278" w:lineRule="auto"/>
       <w:ind w:left="864" w:right="864"/>
       <w:jc w:val="center"/>
     </w:pPr>
     <w:rPr>
+      <w:rFonts w:asciiTheme="minorHAnsi" w:eastAsiaTheme="minorHAnsi" w:hAnsiTheme="minorHAnsi" w:cstheme="minorBidi"/>
       <w:i/>
       <w:iCs/>
       <w:color w:val="0F4761" w:themeColor="accent1" w:themeShade="BF"/>
+      <w:kern w:val="2"/>
+      <w:sz w:val="24"/>
+      <w:szCs w:val="24"/>
+      <w14:ligatures w14:val="standardContextual"/>
     </w:rPr>
   </w:style>
   <w:style w:type="character" w:customStyle="1" w:styleId="IntenseQuoteChar">
@@ -932,6 +1318,16 @@
       <w:smallCaps/>
       <w:color w:val="0F4761" w:themeColor="accent1" w:themeShade="BF"/>
       <w:spacing w:val="5"/>
+    </w:rPr>
+  </w:style>
+  <w:style w:type="character" w:styleId="Hyperlink">
+    <w:name w:val="Hyperlink"/>
+    <w:uiPriority w:val="99"/>
+    <w:unhideWhenUsed/>
+    <w:rsid w:val="002045A1"/>
+    <w:rPr>
+      <w:color w:val="0563C1"/>
+      <w:u w:val="single"/>
     </w:rPr>
   </w:style>
 </w:styles>

--- a/module1/zwhite_assignment1.2.docx
+++ b/module1/zwhite_assignment1.2.docx
@@ -99,35 +99,71 @@
           <w:sz w:val="24"/>
           <w:szCs w:val="24"/>
         </w:rPr>
-        <w:t xml:space="preserve">In this assignment, I established the directory structure and version control workflow for CSD 325 </w:t>
-      </w:r>
+        <w:t xml:space="preserve">In this assignment, I established the directory structure and version control workflow for CSD </w:t>
+      </w:r>
+      <w:proofErr w:type="gramStart"/>
       <w:r>
         <w:rPr>
           <w:sz w:val="24"/>
           <w:szCs w:val="24"/>
         </w:rPr>
-        <w:t xml:space="preserve"> </w:t>
-      </w:r>
+        <w:t>325  Advanced</w:t>
+      </w:r>
+      <w:proofErr w:type="gramEnd"/>
       <w:r>
         <w:rPr>
           <w:sz w:val="24"/>
           <w:szCs w:val="24"/>
         </w:rPr>
-        <w:t>Advanced Python. Starting in my local CSD325 directory, I created a new subdirectory called module1 using the mkdir command and confirmed its presence with the dir command on Windows. I then opened a Word document, added my name and assignment information, and embedded a screenshot of the directory listing before saving the file as zwhite_assignment1.2.docx inside the module1 folder. After verifying the repository status with git status, I staged all new files using git add --all, committed the changes with a timestamped message, and pushed everything to my remote GitHub repository using git push origin main. This assignment reinforced the importance of maintaining a clean, organized file structure alongside consistent version control practices</w:t>
-      </w:r>
+        <w:t xml:space="preserve"> Python. Starting in my local CSD325 directory, I created a new subdirectory called module1 using the </w:t>
+      </w:r>
+      <w:proofErr w:type="spellStart"/>
       <w:r>
         <w:rPr>
           <w:sz w:val="24"/>
           <w:szCs w:val="24"/>
         </w:rPr>
-        <w:t>,</w:t>
-      </w:r>
+        <w:t>mkdir</w:t>
+      </w:r>
+      <w:proofErr w:type="spellEnd"/>
       <w:r>
         <w:rPr>
           <w:sz w:val="24"/>
           <w:szCs w:val="24"/>
         </w:rPr>
-        <w:t xml:space="preserve"> habits that are especially valuable when managing multiple Python projects and modules throughout the course.</w:t>
+        <w:t xml:space="preserve"> command and confirmed its presence with the </w:t>
+      </w:r>
+      <w:proofErr w:type="spellStart"/>
+      <w:r>
+        <w:rPr>
+          <w:sz w:val="24"/>
+          <w:szCs w:val="24"/>
+        </w:rPr>
+        <w:t>dir</w:t>
+      </w:r>
+      <w:proofErr w:type="spellEnd"/>
+      <w:r>
+        <w:rPr>
+          <w:sz w:val="24"/>
+          <w:szCs w:val="24"/>
+        </w:rPr>
+        <w:t xml:space="preserve"> command on Windows. I then opened a Word document, added my name and assignment information, and embedded a screenshot of the directory </w:t>
+      </w:r>
+      <w:proofErr w:type="gramStart"/>
+      <w:r>
+        <w:rPr>
+          <w:sz w:val="24"/>
+          <w:szCs w:val="24"/>
+        </w:rPr>
+        <w:t>listing</w:t>
+      </w:r>
+      <w:proofErr w:type="gramEnd"/>
+      <w:r>
+        <w:rPr>
+          <w:sz w:val="24"/>
+          <w:szCs w:val="24"/>
+        </w:rPr>
+        <w:t xml:space="preserve"> before saving the file as zwhite_assignment1.2.docx inside the module1 folder. After verifying the repository status with git status, I staged all new files using git add --all, committed the changes with a timestamped message, and pushed everything to my remote GitHub repository using git push origin main. This assignment reinforced the importance of maintaining a clean, organized file structure alongside consistent version control practices, habits that are especially valuable when managing multiple Python projects and modules throughout the course.</w:t>
       </w:r>
     </w:p>
     <w:p>
@@ -1330,6 +1366,18 @@
       <w:u w:val="single"/>
     </w:rPr>
   </w:style>
+  <w:style w:type="character" w:styleId="FollowedHyperlink">
+    <w:name w:val="FollowedHyperlink"/>
+    <w:basedOn w:val="DefaultParagraphFont"/>
+    <w:uiPriority w:val="99"/>
+    <w:semiHidden/>
+    <w:unhideWhenUsed/>
+    <w:rsid w:val="0005520A"/>
+    <w:rPr>
+      <w:color w:val="96607D" w:themeColor="followedHyperlink"/>
+      <w:u w:val="single"/>
+    </w:rPr>
+  </w:style>
 </w:styles>
 </file>
 

--- a/module1/zwhite_assignment1.2.docx
+++ b/module1/zwhite_assignment1.2.docx
@@ -8,8 +8,13 @@
       </w:pPr>
       <w:r>
         <w:rPr>
-          <w:b/>
-          <w:bCs/>
+          <w:sz w:val="24"/>
+          <w:szCs w:val="24"/>
+        </w:rPr>
+        <w:t xml:space="preserve">Name: </w:t>
+      </w:r>
+      <w:r>
+        <w:rPr>
           <w:sz w:val="24"/>
           <w:szCs w:val="24"/>
         </w:rPr>
@@ -25,6 +30,13 @@
           <w:sz w:val="24"/>
           <w:szCs w:val="24"/>
         </w:rPr>
+        <w:t xml:space="preserve">Instructor: </w:t>
+      </w:r>
+      <w:r>
+        <w:rPr>
+          <w:sz w:val="24"/>
+          <w:szCs w:val="24"/>
+        </w:rPr>
         <w:t>Darrell Payne</w:t>
       </w:r>
     </w:p>
@@ -37,6 +49,13 @@
           <w:sz w:val="24"/>
           <w:szCs w:val="24"/>
         </w:rPr>
+        <w:t xml:space="preserve">Class: </w:t>
+      </w:r>
+      <w:r>
+        <w:rPr>
+          <w:sz w:val="24"/>
+          <w:szCs w:val="24"/>
+        </w:rPr>
         <w:t>CSD 325</w:t>
       </w:r>
     </w:p>
@@ -44,6 +63,13 @@
       <w:pPr>
         <w:spacing w:after="280" w:line="480" w:lineRule="auto"/>
       </w:pPr>
+      <w:r>
+        <w:rPr>
+          <w:sz w:val="24"/>
+          <w:szCs w:val="24"/>
+        </w:rPr>
+        <w:t xml:space="preserve">Date: </w:t>
+      </w:r>
       <w:r>
         <w:rPr>
           <w:sz w:val="24"/>
@@ -86,12 +112,8 @@
     </w:p>
     <w:p>
       <w:pPr>
-        <w:spacing w:after="120" w:line="480" w:lineRule="auto"/>
-      </w:pPr>
-    </w:p>
-    <w:p>
-      <w:pPr>
         <w:spacing w:after="360" w:line="480" w:lineRule="auto"/>
+        <w:ind w:firstLine="720"/>
         <w:jc w:val="both"/>
       </w:pPr>
       <w:r>
@@ -99,23 +121,23 @@
           <w:sz w:val="24"/>
           <w:szCs w:val="24"/>
         </w:rPr>
-        <w:t xml:space="preserve">In this assignment, I established the directory structure and version control workflow for CSD </w:t>
-      </w:r>
-      <w:proofErr w:type="gramStart"/>
+        <w:t xml:space="preserve">In this assignment, I established the directory structure and version control workflow for CSD 325  Advanced Python. Starting in my local CSD325 directory, I created a new subdirectory called module1 using the </w:t>
+      </w:r>
+      <w:proofErr w:type="spellStart"/>
       <w:r>
         <w:rPr>
           <w:sz w:val="24"/>
           <w:szCs w:val="24"/>
         </w:rPr>
-        <w:t>325  Advanced</w:t>
-      </w:r>
-      <w:proofErr w:type="gramEnd"/>
+        <w:t>mkdir</w:t>
+      </w:r>
+      <w:proofErr w:type="spellEnd"/>
       <w:r>
         <w:rPr>
           <w:sz w:val="24"/>
           <w:szCs w:val="24"/>
         </w:rPr>
-        <w:t xml:space="preserve"> Python. Starting in my local CSD325 directory, I created a new subdirectory called module1 using the </w:t>
+        <w:t xml:space="preserve"> command and confirmed its presence with the </w:t>
       </w:r>
       <w:proofErr w:type="spellStart"/>
       <w:r>
@@ -123,7 +145,7 @@
           <w:sz w:val="24"/>
           <w:szCs w:val="24"/>
         </w:rPr>
-        <w:t>mkdir</w:t>
+        <w:t>dir</w:t>
       </w:r>
       <w:proofErr w:type="spellEnd"/>
       <w:r>
@@ -131,39 +153,7 @@
           <w:sz w:val="24"/>
           <w:szCs w:val="24"/>
         </w:rPr>
-        <w:t xml:space="preserve"> command and confirmed its presence with the </w:t>
-      </w:r>
-      <w:proofErr w:type="spellStart"/>
-      <w:r>
-        <w:rPr>
-          <w:sz w:val="24"/>
-          <w:szCs w:val="24"/>
-        </w:rPr>
-        <w:t>dir</w:t>
-      </w:r>
-      <w:proofErr w:type="spellEnd"/>
-      <w:r>
-        <w:rPr>
-          <w:sz w:val="24"/>
-          <w:szCs w:val="24"/>
-        </w:rPr>
-        <w:t xml:space="preserve"> command on Windows. I then opened a Word document, added my name and assignment information, and embedded a screenshot of the directory </w:t>
-      </w:r>
-      <w:proofErr w:type="gramStart"/>
-      <w:r>
-        <w:rPr>
-          <w:sz w:val="24"/>
-          <w:szCs w:val="24"/>
-        </w:rPr>
-        <w:t>listing</w:t>
-      </w:r>
-      <w:proofErr w:type="gramEnd"/>
-      <w:r>
-        <w:rPr>
-          <w:sz w:val="24"/>
-          <w:szCs w:val="24"/>
-        </w:rPr>
-        <w:t xml:space="preserve"> before saving the file as zwhite_assignment1.2.docx inside the module1 folder. After verifying the repository status with git status, I staged all new files using git add --all, committed the changes with a timestamped message, and pushed everything to my remote GitHub repository using git push origin main. This assignment reinforced the importance of maintaining a clean, organized file structure alongside consistent version control practices, habits that are especially valuable when managing multiple Python projects and modules throughout the course.</w:t>
+        <w:t xml:space="preserve"> command on Windows. I then opened a Word document, added my name and assignment information, and embedded a screenshot of the directory listing before saving the file as zwhite_assignment1.2.docx inside the module1 folder. After verifying the repository status with git status, I staged all new files using git add --all, committed the changes with a timestamped message, and pushed everything to my remote GitHub repository using git push origin main. This assignment reinforced the importance of maintaining a clean, organized file structure alongside consistent version control practices, habits that are especially valuable when managing multiple Python projects and modules throughout the course.</w:t>
       </w:r>
     </w:p>
     <w:p>
